--- a/modules/bdc/source/b1_bao_chay_thuong.docx
+++ b/modules/bdc/source/b1_bao_chay_thuong.docx
@@ -1,6 +1,6 @@
 
 <file path=word/document.xml><?xml version="1.0" encoding="utf-8"?>
-<w:document xmlns:wpc="http://schemas.microsoft.com/office/word/2010/wordprocessingCanvas" xmlns:cx="http://schemas.microsoft.com/office/drawing/2014/chartex" xmlns:cx1="http://schemas.microsoft.com/office/drawing/2015/9/8/chartex" xmlns:cx2="http://schemas.microsoft.com/office/drawing/2015/10/21/chartex" xmlns:cx3="http://schemas.microsoft.com/office/drawing/2016/5/9/chartex" xmlns:cx4="http://schemas.microsoft.com/office/drawing/2016/5/10/chartex" xmlns:cx5="http://schemas.microsoft.com/office/drawing/2016/5/11/chartex" xmlns:cx6="http://schemas.microsoft.com/office/drawing/2016/5/12/chartex" xmlns:cx7="http://schemas.microsoft.com/office/drawing/2016/5/13/chartex" xmlns:cx8="http://schemas.microsoft.com/office/drawing/2016/5/14/chartex" xmlns:mc="http://schemas.openxmlformats.org/markup-compatibility/2006" xmlns:aink="http://schemas.microsoft.com/office/drawing/2016/ink" xmlns:am3d="http://schemas.microsoft.com/office/drawing/2017/model3d" xmlns:o="urn:schemas-microsoft-com:office:office" xmlns:oel="http://schemas.microsoft.com/office/2019/extlst" xmlns:r="http://schemas.openxmlformats.org/officeDocument/2006/relationships" xmlns:m="http://schemas.openxmlformats.org/officeDocument/2006/math" xmlns:v="urn:schemas-microsoft-com:vml" xmlns:wp14="http://schemas.microsoft.com/office/word/2010/wordprocessingDrawing" xmlns:wp="http://schemas.openxmlformats.org/drawingml/2006/wordprocessingDrawing" xmlns:w10="urn:schemas-microsoft-com:office:word" xmlns:w="http://schemas.openxmlformats.org/wordprocessingml/2006/main" xmlns:w14="http://schemas.microsoft.com/office/word/2010/wordml" xmlns:w15="http://schemas.microsoft.com/office/word/2012/wordml" xmlns:w16cex="http://schemas.microsoft.com/office/word/2018/wordml/cex" xmlns:w16cid="http://schemas.microsoft.com/office/word/2016/wordml/cid" xmlns:w16="http://schemas.microsoft.com/office/word/2018/wordml" xmlns:w16du="http://schemas.microsoft.com/office/word/2023/wordml/word16du" xmlns:w16sdtdh="http://schemas.microsoft.com/office/word/2020/wordml/sdtdatahash" xmlns:w16se="http://schemas.microsoft.com/office/word/2015/wordml/symex" xmlns:wpg="http://schemas.microsoft.com/office/word/2010/wordprocessingGroup" xmlns:wpi="http://schemas.microsoft.com/office/word/2010/wordprocessingInk" xmlns:wne="http://schemas.microsoft.com/office/word/2006/wordml" xmlns:wps="http://schemas.microsoft.com/office/word/2010/wordprocessingShape" mc:Ignorable="w14 w15 w16se w16cid w16 w16cex w16sdtdh w16du wp14">
+<w:document xmlns:wpc="http://schemas.microsoft.com/office/word/2010/wordprocessingCanvas" xmlns:cx="http://schemas.microsoft.com/office/drawing/2014/chartex" xmlns:cx1="http://schemas.microsoft.com/office/drawing/2015/9/8/chartex" xmlns:cx2="http://schemas.microsoft.com/office/drawing/2015/10/21/chartex" xmlns:cx3="http://schemas.microsoft.com/office/drawing/2016/5/9/chartex" xmlns:cx4="http://schemas.microsoft.com/office/drawing/2016/5/10/chartex" xmlns:cx5="http://schemas.microsoft.com/office/drawing/2016/5/11/chartex" xmlns:cx6="http://schemas.microsoft.com/office/drawing/2016/5/12/chartex" xmlns:cx7="http://schemas.microsoft.com/office/drawing/2016/5/13/chartex" xmlns:cx8="http://schemas.microsoft.com/office/drawing/2016/5/14/chartex" xmlns:mc="http://schemas.openxmlformats.org/markup-compatibility/2006" xmlns:aink="http://schemas.microsoft.com/office/drawing/2016/ink" xmlns:am3d="http://schemas.microsoft.com/office/drawing/2017/model3d" xmlns:o="urn:schemas-microsoft-com:office:office" xmlns:oel="http://schemas.microsoft.com/office/2019/extlst" xmlns:r="http://schemas.openxmlformats.org/officeDocument/2006/relationships" xmlns:m="http://schemas.openxmlformats.org/officeDocument/2006/math" xmlns:v="urn:schemas-microsoft-com:vml" xmlns:wp14="http://schemas.microsoft.com/office/word/2010/wordprocessingDrawing" xmlns:wp="http://schemas.openxmlformats.org/drawingml/2006/wordprocessingDrawing" xmlns:w10="urn:schemas-microsoft-com:office:word" xmlns:w="http://schemas.openxmlformats.org/wordprocessingml/2006/main" xmlns:w14="http://schemas.microsoft.com/office/word/2010/wordml" xmlns:w15="http://schemas.microsoft.com/office/word/2012/wordml" xmlns:w16cex="http://schemas.microsoft.com/office/word/2018/wordml/cex" xmlns:w16cid="http://schemas.microsoft.com/office/word/2016/wordml/cid" xmlns:w16="http://schemas.microsoft.com/office/word/2018/wordml" xmlns:w16du="http://schemas.microsoft.com/office/word/2023/wordml/word16du" xmlns:w16sdtdh="http://schemas.microsoft.com/office/word/2020/wordml/sdtdatahash" xmlns:w16sdtfl="http://schemas.microsoft.com/office/word/2024/wordml/sdtformatlock" xmlns:w16se="http://schemas.microsoft.com/office/word/2015/wordml/symex" xmlns:wpg="http://schemas.microsoft.com/office/word/2010/wordprocessingGroup" xmlns:wpi="http://schemas.microsoft.com/office/word/2010/wordprocessingInk" xmlns:wne="http://schemas.microsoft.com/office/word/2006/wordml" xmlns:wps="http://schemas.microsoft.com/office/word/2010/wordprocessingShape" mc:Ignorable="w14 w15 w16se w16cid w16 w16cex w16sdtdh w16sdtfl w16du wp14">
   <w:body>
     <w:p>
       <w:pPr>
@@ -7511,15 +7511,13 @@
               <w:jc w:val="both"/>
               <w:rPr>
                 <w:rFonts w:ascii="Times New Roman" w:hAnsi="Times New Roman"/>
-                <w:color w:val="FF0000"/>
-                <w:sz w:val="22"/>
-                <w:szCs w:val="22"/>
-              </w:rPr>
-            </w:pPr>
-            <w:r>
-              <w:rPr>
-                <w:rFonts w:ascii="Times New Roman" w:hAnsi="Times New Roman"/>
-                <w:color w:val="FF0000"/>
+                <w:sz w:val="22"/>
+                <w:szCs w:val="22"/>
+              </w:rPr>
+            </w:pPr>
+            <w:r>
+              <w:rPr>
+                <w:rFonts w:ascii="Times New Roman" w:hAnsi="Times New Roman"/>
                 <w:sz w:val="22"/>
                 <w:szCs w:val="22"/>
               </w:rPr>
@@ -7531,15 +7529,13 @@
               <w:jc w:val="both"/>
               <w:rPr>
                 <w:rFonts w:ascii="Times New Roman" w:hAnsi="Times New Roman"/>
-                <w:color w:val="FF0000"/>
-                <w:sz w:val="22"/>
-                <w:szCs w:val="22"/>
-              </w:rPr>
-            </w:pPr>
-            <w:r>
-              <w:rPr>
-                <w:rFonts w:ascii="Times New Roman" w:hAnsi="Times New Roman"/>
-                <w:color w:val="FF0000"/>
+                <w:sz w:val="22"/>
+                <w:szCs w:val="22"/>
+              </w:rPr>
+            </w:pPr>
+            <w:r>
+              <w:rPr>
+                <w:rFonts w:ascii="Times New Roman" w:hAnsi="Times New Roman"/>
                 <w:sz w:val="22"/>
                 <w:szCs w:val="22"/>
               </w:rPr>
@@ -7558,7 +7554,6 @@
             <w:r>
               <w:rPr>
                 <w:rFonts w:ascii="Times New Roman" w:hAnsi="Times New Roman"/>
-                <w:color w:val="FF0000"/>
                 <w:sz w:val="22"/>
                 <w:szCs w:val="22"/>
               </w:rPr>
@@ -7652,7 +7647,6 @@
                 <w:iCs/>
                 <w:sz w:val="22"/>
                 <w:szCs w:val="22"/>
-                <w:highlight w:val="yellow"/>
                 <w:lang w:val="en-US"/>
               </w:rPr>
             </w:pPr>
@@ -7663,7 +7657,6 @@
                 <w:iCs/>
                 <w:sz w:val="22"/>
                 <w:szCs w:val="22"/>
-                <w:highlight w:val="yellow"/>
                 <w:lang w:val="en-US"/>
               </w:rPr>
               <w:t>Khu vực có dòng không khí thay đổi ở mức cao (phòng máy tính, phòng sạch..)</w:t>
@@ -7681,7 +7674,6 @@
                 <w:rFonts w:ascii="Times New Roman" w:hAnsi="Times New Roman"/>
                 <w:sz w:val="22"/>
                 <w:szCs w:val="22"/>
-                <w:highlight w:val="yellow"/>
               </w:rPr>
             </w:pPr>
           </w:p>
@@ -9659,7 +9651,7 @@
               </w:rPr>
               <w:lastRenderedPageBreak/>
               <w:drawing>
-                <wp:inline distT="0" distB="0" distL="0" distR="0" wp14:anchorId="41F6A917" wp14:editId="615A87C3">
+                <wp:inline distT="0" distB="0" distL="0" distR="0" wp14:anchorId="41F6A917" wp14:editId="6F88A301">
                   <wp:extent cx="4451295" cy="3246374"/>
                   <wp:effectExtent l="0" t="0" r="6985" b="0"/>
                   <wp:docPr id="1634961434" name="Picture 1634961434" descr="C:\Users\Dell\Desktop\z6649051741203_fe0eb26c75ae8441a9c0eb02556e3b4e.jpg"/>
@@ -10157,15 +10149,13 @@
               <w:jc w:val="both"/>
               <w:rPr>
                 <w:rFonts w:ascii="Times New Roman" w:hAnsi="Times New Roman"/>
-                <w:color w:val="FF0000"/>
-                <w:sz w:val="22"/>
-                <w:szCs w:val="22"/>
-              </w:rPr>
-            </w:pPr>
-            <w:r>
-              <w:rPr>
-                <w:rFonts w:ascii="Times New Roman" w:hAnsi="Times New Roman"/>
-                <w:color w:val="FF0000"/>
+                <w:sz w:val="22"/>
+                <w:szCs w:val="22"/>
+              </w:rPr>
+            </w:pPr>
+            <w:r>
+              <w:rPr>
+                <w:rFonts w:ascii="Times New Roman" w:hAnsi="Times New Roman"/>
                 <w:sz w:val="22"/>
                 <w:szCs w:val="22"/>
               </w:rPr>
@@ -10177,15 +10167,13 @@
               <w:jc w:val="both"/>
               <w:rPr>
                 <w:rFonts w:ascii="Times New Roman" w:hAnsi="Times New Roman"/>
-                <w:color w:val="FF0000"/>
-                <w:sz w:val="22"/>
-                <w:szCs w:val="22"/>
-              </w:rPr>
-            </w:pPr>
-            <w:r>
-              <w:rPr>
-                <w:rFonts w:ascii="Times New Roman" w:hAnsi="Times New Roman"/>
-                <w:color w:val="FF0000"/>
+                <w:sz w:val="22"/>
+                <w:szCs w:val="22"/>
+              </w:rPr>
+            </w:pPr>
+            <w:r>
+              <w:rPr>
+                <w:rFonts w:ascii="Times New Roman" w:hAnsi="Times New Roman"/>
                 <w:sz w:val="22"/>
                 <w:szCs w:val="22"/>
               </w:rPr>
@@ -10202,15 +10190,13 @@
               <w:jc w:val="center"/>
               <w:rPr>
                 <w:rFonts w:ascii="Times New Roman" w:hAnsi="Times New Roman"/>
-                <w:color w:val="FF0000"/>
-                <w:sz w:val="22"/>
-                <w:szCs w:val="22"/>
-              </w:rPr>
-            </w:pPr>
-            <w:r>
-              <w:rPr>
-                <w:rFonts w:ascii="Times New Roman" w:hAnsi="Times New Roman"/>
-                <w:color w:val="FF0000"/>
+                <w:sz w:val="22"/>
+                <w:szCs w:val="22"/>
+              </w:rPr>
+            </w:pPr>
+            <w:r>
+              <w:rPr>
+                <w:rFonts w:ascii="Times New Roman" w:hAnsi="Times New Roman"/>
                 <w:sz w:val="22"/>
                 <w:szCs w:val="22"/>
                 <w:lang w:val="en-US"/>
@@ -13477,7 +13463,7 @@
 </file>
 
 <file path=word/endnotes.xml><?xml version="1.0" encoding="utf-8"?>
-<w:endnotes xmlns:wpc="http://schemas.microsoft.com/office/word/2010/wordprocessingCanvas" xmlns:cx="http://schemas.microsoft.com/office/drawing/2014/chartex" xmlns:cx1="http://schemas.microsoft.com/office/drawing/2015/9/8/chartex" xmlns:cx2="http://schemas.microsoft.com/office/drawing/2015/10/21/chartex" xmlns:cx3="http://schemas.microsoft.com/office/drawing/2016/5/9/chartex" xmlns:cx4="http://schemas.microsoft.com/office/drawing/2016/5/10/chartex" xmlns:cx5="http://schemas.microsoft.com/office/drawing/2016/5/11/chartex" xmlns:cx6="http://schemas.microsoft.com/office/drawing/2016/5/12/chartex" xmlns:cx7="http://schemas.microsoft.com/office/drawing/2016/5/13/chartex" xmlns:cx8="http://schemas.microsoft.com/office/drawing/2016/5/14/chartex" xmlns:mc="http://schemas.openxmlformats.org/markup-compatibility/2006" xmlns:aink="http://schemas.microsoft.com/office/drawing/2016/ink" xmlns:am3d="http://schemas.microsoft.com/office/drawing/2017/model3d" xmlns:o="urn:schemas-microsoft-com:office:office" xmlns:oel="http://schemas.microsoft.com/office/2019/extlst" xmlns:r="http://schemas.openxmlformats.org/officeDocument/2006/relationships" xmlns:m="http://schemas.openxmlformats.org/officeDocument/2006/math" xmlns:v="urn:schemas-microsoft-com:vml" xmlns:wp14="http://schemas.microsoft.com/office/word/2010/wordprocessingDrawing" xmlns:wp="http://schemas.openxmlformats.org/drawingml/2006/wordprocessingDrawing" xmlns:w10="urn:schemas-microsoft-com:office:word" xmlns:w="http://schemas.openxmlformats.org/wordprocessingml/2006/main" xmlns:w14="http://schemas.microsoft.com/office/word/2010/wordml" xmlns:w15="http://schemas.microsoft.com/office/word/2012/wordml" xmlns:w16cex="http://schemas.microsoft.com/office/word/2018/wordml/cex" xmlns:w16cid="http://schemas.microsoft.com/office/word/2016/wordml/cid" xmlns:w16="http://schemas.microsoft.com/office/word/2018/wordml" xmlns:w16du="http://schemas.microsoft.com/office/word/2023/wordml/word16du" xmlns:w16sdtdh="http://schemas.microsoft.com/office/word/2020/wordml/sdtdatahash" xmlns:w16se="http://schemas.microsoft.com/office/word/2015/wordml/symex" xmlns:wpg="http://schemas.microsoft.com/office/word/2010/wordprocessingGroup" xmlns:wpi="http://schemas.microsoft.com/office/word/2010/wordprocessingInk" xmlns:wne="http://schemas.microsoft.com/office/word/2006/wordml" xmlns:wps="http://schemas.microsoft.com/office/word/2010/wordprocessingShape" mc:Ignorable="w14 w15 w16se w16cid w16 w16cex w16sdtdh w16du wp14">
+<w:endnotes xmlns:wpc="http://schemas.microsoft.com/office/word/2010/wordprocessingCanvas" xmlns:cx="http://schemas.microsoft.com/office/drawing/2014/chartex" xmlns:cx1="http://schemas.microsoft.com/office/drawing/2015/9/8/chartex" xmlns:cx2="http://schemas.microsoft.com/office/drawing/2015/10/21/chartex" xmlns:cx3="http://schemas.microsoft.com/office/drawing/2016/5/9/chartex" xmlns:cx4="http://schemas.microsoft.com/office/drawing/2016/5/10/chartex" xmlns:cx5="http://schemas.microsoft.com/office/drawing/2016/5/11/chartex" xmlns:cx6="http://schemas.microsoft.com/office/drawing/2016/5/12/chartex" xmlns:cx7="http://schemas.microsoft.com/office/drawing/2016/5/13/chartex" xmlns:cx8="http://schemas.microsoft.com/office/drawing/2016/5/14/chartex" xmlns:mc="http://schemas.openxmlformats.org/markup-compatibility/2006" xmlns:aink="http://schemas.microsoft.com/office/drawing/2016/ink" xmlns:am3d="http://schemas.microsoft.com/office/drawing/2017/model3d" xmlns:o="urn:schemas-microsoft-com:office:office" xmlns:oel="http://schemas.microsoft.com/office/2019/extlst" xmlns:r="http://schemas.openxmlformats.org/officeDocument/2006/relationships" xmlns:m="http://schemas.openxmlformats.org/officeDocument/2006/math" xmlns:v="urn:schemas-microsoft-com:vml" xmlns:wp14="http://schemas.microsoft.com/office/word/2010/wordprocessingDrawing" xmlns:wp="http://schemas.openxmlformats.org/drawingml/2006/wordprocessingDrawing" xmlns:w10="urn:schemas-microsoft-com:office:word" xmlns:w="http://schemas.openxmlformats.org/wordprocessingml/2006/main" xmlns:w14="http://schemas.microsoft.com/office/word/2010/wordml" xmlns:w15="http://schemas.microsoft.com/office/word/2012/wordml" xmlns:w16cex="http://schemas.microsoft.com/office/word/2018/wordml/cex" xmlns:w16cid="http://schemas.microsoft.com/office/word/2016/wordml/cid" xmlns:w16="http://schemas.microsoft.com/office/word/2018/wordml" xmlns:w16du="http://schemas.microsoft.com/office/word/2023/wordml/word16du" xmlns:w16sdtdh="http://schemas.microsoft.com/office/word/2020/wordml/sdtdatahash" xmlns:w16sdtfl="http://schemas.microsoft.com/office/word/2024/wordml/sdtformatlock" xmlns:w16se="http://schemas.microsoft.com/office/word/2015/wordml/symex" xmlns:wpg="http://schemas.microsoft.com/office/word/2010/wordprocessingGroup" xmlns:wpi="http://schemas.microsoft.com/office/word/2010/wordprocessingInk" xmlns:wne="http://schemas.microsoft.com/office/word/2006/wordml" xmlns:wps="http://schemas.microsoft.com/office/word/2010/wordprocessingShape" mc:Ignorable="w14 w15 w16se w16cid w16 w16cex w16sdtdh w16sdtfl w16du wp14">
   <w:endnote w:type="separator" w:id="-1">
     <w:p>
       <w:r>
@@ -13496,7 +13482,7 @@
 </file>
 
 <file path=word/footnotes.xml><?xml version="1.0" encoding="utf-8"?>
-<w:footnotes xmlns:wpc="http://schemas.microsoft.com/office/word/2010/wordprocessingCanvas" xmlns:cx="http://schemas.microsoft.com/office/drawing/2014/chartex" xmlns:cx1="http://schemas.microsoft.com/office/drawing/2015/9/8/chartex" xmlns:cx2="http://schemas.microsoft.com/office/drawing/2015/10/21/chartex" xmlns:cx3="http://schemas.microsoft.com/office/drawing/2016/5/9/chartex" xmlns:cx4="http://schemas.microsoft.com/office/drawing/2016/5/10/chartex" xmlns:cx5="http://schemas.microsoft.com/office/drawing/2016/5/11/chartex" xmlns:cx6="http://schemas.microsoft.com/office/drawing/2016/5/12/chartex" xmlns:cx7="http://schemas.microsoft.com/office/drawing/2016/5/13/chartex" xmlns:cx8="http://schemas.microsoft.com/office/drawing/2016/5/14/chartex" xmlns:mc="http://schemas.openxmlformats.org/markup-compatibility/2006" xmlns:aink="http://schemas.microsoft.com/office/drawing/2016/ink" xmlns:am3d="http://schemas.microsoft.com/office/drawing/2017/model3d" xmlns:o="urn:schemas-microsoft-com:office:office" xmlns:oel="http://schemas.microsoft.com/office/2019/extlst" xmlns:r="http://schemas.openxmlformats.org/officeDocument/2006/relationships" xmlns:m="http://schemas.openxmlformats.org/officeDocument/2006/math" xmlns:v="urn:schemas-microsoft-com:vml" xmlns:wp14="http://schemas.microsoft.com/office/word/2010/wordprocessingDrawing" xmlns:wp="http://schemas.openxmlformats.org/drawingml/2006/wordprocessingDrawing" xmlns:w10="urn:schemas-microsoft-com:office:word" xmlns:w="http://schemas.openxmlformats.org/wordprocessingml/2006/main" xmlns:w14="http://schemas.microsoft.com/office/word/2010/wordml" xmlns:w15="http://schemas.microsoft.com/office/word/2012/wordml" xmlns:w16cex="http://schemas.microsoft.com/office/word/2018/wordml/cex" xmlns:w16cid="http://schemas.microsoft.com/office/word/2016/wordml/cid" xmlns:w16="http://schemas.microsoft.com/office/word/2018/wordml" xmlns:w16du="http://schemas.microsoft.com/office/word/2023/wordml/word16du" xmlns:w16sdtdh="http://schemas.microsoft.com/office/word/2020/wordml/sdtdatahash" xmlns:w16se="http://schemas.microsoft.com/office/word/2015/wordml/symex" xmlns:wpg="http://schemas.microsoft.com/office/word/2010/wordprocessingGroup" xmlns:wpi="http://schemas.microsoft.com/office/word/2010/wordprocessingInk" xmlns:wne="http://schemas.microsoft.com/office/word/2006/wordml" xmlns:wps="http://schemas.microsoft.com/office/word/2010/wordprocessingShape" mc:Ignorable="w14 w15 w16se w16cid w16 w16cex w16sdtdh w16du wp14">
+<w:footnotes xmlns:wpc="http://schemas.microsoft.com/office/word/2010/wordprocessingCanvas" xmlns:cx="http://schemas.microsoft.com/office/drawing/2014/chartex" xmlns:cx1="http://schemas.microsoft.com/office/drawing/2015/9/8/chartex" xmlns:cx2="http://schemas.microsoft.com/office/drawing/2015/10/21/chartex" xmlns:cx3="http://schemas.microsoft.com/office/drawing/2016/5/9/chartex" xmlns:cx4="http://schemas.microsoft.com/office/drawing/2016/5/10/chartex" xmlns:cx5="http://schemas.microsoft.com/office/drawing/2016/5/11/chartex" xmlns:cx6="http://schemas.microsoft.com/office/drawing/2016/5/12/chartex" xmlns:cx7="http://schemas.microsoft.com/office/drawing/2016/5/13/chartex" xmlns:cx8="http://schemas.microsoft.com/office/drawing/2016/5/14/chartex" xmlns:mc="http://schemas.openxmlformats.org/markup-compatibility/2006" xmlns:aink="http://schemas.microsoft.com/office/drawing/2016/ink" xmlns:am3d="http://schemas.microsoft.com/office/drawing/2017/model3d" xmlns:o="urn:schemas-microsoft-com:office:office" xmlns:oel="http://schemas.microsoft.com/office/2019/extlst" xmlns:r="http://schemas.openxmlformats.org/officeDocument/2006/relationships" xmlns:m="http://schemas.openxmlformats.org/officeDocument/2006/math" xmlns:v="urn:schemas-microsoft-com:vml" xmlns:wp14="http://schemas.microsoft.com/office/word/2010/wordprocessingDrawing" xmlns:wp="http://schemas.openxmlformats.org/drawingml/2006/wordprocessingDrawing" xmlns:w10="urn:schemas-microsoft-com:office:word" xmlns:w="http://schemas.openxmlformats.org/wordprocessingml/2006/main" xmlns:w14="http://schemas.microsoft.com/office/word/2010/wordml" xmlns:w15="http://schemas.microsoft.com/office/word/2012/wordml" xmlns:w16cex="http://schemas.microsoft.com/office/word/2018/wordml/cex" xmlns:w16cid="http://schemas.microsoft.com/office/word/2016/wordml/cid" xmlns:w16="http://schemas.microsoft.com/office/word/2018/wordml" xmlns:w16du="http://schemas.microsoft.com/office/word/2023/wordml/word16du" xmlns:w16sdtdh="http://schemas.microsoft.com/office/word/2020/wordml/sdtdatahash" xmlns:w16sdtfl="http://schemas.microsoft.com/office/word/2024/wordml/sdtformatlock" xmlns:w16se="http://schemas.microsoft.com/office/word/2015/wordml/symex" xmlns:wpg="http://schemas.microsoft.com/office/word/2010/wordprocessingGroup" xmlns:wpi="http://schemas.microsoft.com/office/word/2010/wordprocessingInk" xmlns:wne="http://schemas.microsoft.com/office/word/2006/wordml" xmlns:wps="http://schemas.microsoft.com/office/word/2010/wordprocessingShape" mc:Ignorable="w14 w15 w16se w16cid w16 w16cex w16sdtdh w16sdtfl w16du wp14">
   <w:footnote w:type="separator" w:id="-1">
     <w:p>
       <w:r>
@@ -13515,7 +13501,7 @@
 </file>
 
 <file path=word/header1.xml><?xml version="1.0" encoding="utf-8"?>
-<w:hdr xmlns:wpc="http://schemas.microsoft.com/office/word/2010/wordprocessingCanvas" xmlns:cx="http://schemas.microsoft.com/office/drawing/2014/chartex" xmlns:cx1="http://schemas.microsoft.com/office/drawing/2015/9/8/chartex" xmlns:cx2="http://schemas.microsoft.com/office/drawing/2015/10/21/chartex" xmlns:cx3="http://schemas.microsoft.com/office/drawing/2016/5/9/chartex" xmlns:cx4="http://schemas.microsoft.com/office/drawing/2016/5/10/chartex" xmlns:cx5="http://schemas.microsoft.com/office/drawing/2016/5/11/chartex" xmlns:cx6="http://schemas.microsoft.com/office/drawing/2016/5/12/chartex" xmlns:cx7="http://schemas.microsoft.com/office/drawing/2016/5/13/chartex" xmlns:cx8="http://schemas.microsoft.com/office/drawing/2016/5/14/chartex" xmlns:mc="http://schemas.openxmlformats.org/markup-compatibility/2006" xmlns:aink="http://schemas.microsoft.com/office/drawing/2016/ink" xmlns:am3d="http://schemas.microsoft.com/office/drawing/2017/model3d" xmlns:o="urn:schemas-microsoft-com:office:office" xmlns:oel="http://schemas.microsoft.com/office/2019/extlst" xmlns:r="http://schemas.openxmlformats.org/officeDocument/2006/relationships" xmlns:m="http://schemas.openxmlformats.org/officeDocument/2006/math" xmlns:v="urn:schemas-microsoft-com:vml" xmlns:wp14="http://schemas.microsoft.com/office/word/2010/wordprocessingDrawing" xmlns:wp="http://schemas.openxmlformats.org/drawingml/2006/wordprocessingDrawing" xmlns:w10="urn:schemas-microsoft-com:office:word" xmlns:w="http://schemas.openxmlformats.org/wordprocessingml/2006/main" xmlns:w14="http://schemas.microsoft.com/office/word/2010/wordml" xmlns:w15="http://schemas.microsoft.com/office/word/2012/wordml" xmlns:w16cex="http://schemas.microsoft.com/office/word/2018/wordml/cex" xmlns:w16cid="http://schemas.microsoft.com/office/word/2016/wordml/cid" xmlns:w16="http://schemas.microsoft.com/office/word/2018/wordml" xmlns:w16du="http://schemas.microsoft.com/office/word/2023/wordml/word16du" xmlns:w16sdtdh="http://schemas.microsoft.com/office/word/2020/wordml/sdtdatahash" xmlns:w16se="http://schemas.microsoft.com/office/word/2015/wordml/symex" xmlns:wpg="http://schemas.microsoft.com/office/word/2010/wordprocessingGroup" xmlns:wpi="http://schemas.microsoft.com/office/word/2010/wordprocessingInk" xmlns:wne="http://schemas.microsoft.com/office/word/2006/wordml" xmlns:wps="http://schemas.microsoft.com/office/word/2010/wordprocessingShape" mc:Ignorable="w14 w15 w16se w16cid w16 w16cex w16sdtdh w16du wp14">
+<w:hdr xmlns:wpc="http://schemas.microsoft.com/office/word/2010/wordprocessingCanvas" xmlns:cx="http://schemas.microsoft.com/office/drawing/2014/chartex" xmlns:cx1="http://schemas.microsoft.com/office/drawing/2015/9/8/chartex" xmlns:cx2="http://schemas.microsoft.com/office/drawing/2015/10/21/chartex" xmlns:cx3="http://schemas.microsoft.com/office/drawing/2016/5/9/chartex" xmlns:cx4="http://schemas.microsoft.com/office/drawing/2016/5/10/chartex" xmlns:cx5="http://schemas.microsoft.com/office/drawing/2016/5/11/chartex" xmlns:cx6="http://schemas.microsoft.com/office/drawing/2016/5/12/chartex" xmlns:cx7="http://schemas.microsoft.com/office/drawing/2016/5/13/chartex" xmlns:cx8="http://schemas.microsoft.com/office/drawing/2016/5/14/chartex" xmlns:mc="http://schemas.openxmlformats.org/markup-compatibility/2006" xmlns:aink="http://schemas.microsoft.com/office/drawing/2016/ink" xmlns:am3d="http://schemas.microsoft.com/office/drawing/2017/model3d" xmlns:o="urn:schemas-microsoft-com:office:office" xmlns:oel="http://schemas.microsoft.com/office/2019/extlst" xmlns:r="http://schemas.openxmlformats.org/officeDocument/2006/relationships" xmlns:m="http://schemas.openxmlformats.org/officeDocument/2006/math" xmlns:v="urn:schemas-microsoft-com:vml" xmlns:wp14="http://schemas.microsoft.com/office/word/2010/wordprocessingDrawing" xmlns:wp="http://schemas.openxmlformats.org/drawingml/2006/wordprocessingDrawing" xmlns:w10="urn:schemas-microsoft-com:office:word" xmlns:w="http://schemas.openxmlformats.org/wordprocessingml/2006/main" xmlns:w14="http://schemas.microsoft.com/office/word/2010/wordml" xmlns:w15="http://schemas.microsoft.com/office/word/2012/wordml" xmlns:w16cex="http://schemas.microsoft.com/office/word/2018/wordml/cex" xmlns:w16cid="http://schemas.microsoft.com/office/word/2016/wordml/cid" xmlns:w16="http://schemas.microsoft.com/office/word/2018/wordml" xmlns:w16du="http://schemas.microsoft.com/office/word/2023/wordml/word16du" xmlns:w16sdtdh="http://schemas.microsoft.com/office/word/2020/wordml/sdtdatahash" xmlns:w16sdtfl="http://schemas.microsoft.com/office/word/2024/wordml/sdtformatlock" xmlns:w16se="http://schemas.microsoft.com/office/word/2015/wordml/symex" xmlns:wpg="http://schemas.microsoft.com/office/word/2010/wordprocessingGroup" xmlns:wpi="http://schemas.microsoft.com/office/word/2010/wordprocessingInk" xmlns:wne="http://schemas.microsoft.com/office/word/2006/wordml" xmlns:wps="http://schemas.microsoft.com/office/word/2010/wordprocessingShape" mc:Ignorable="w14 w15 w16se w16cid w16 w16cex w16sdtdh w16sdtfl w16du wp14">
   <w:p>
     <w:pPr>
       <w:pBdr>
@@ -13588,7 +13574,7 @@
 </file>
 
 <file path=word/header2.xml><?xml version="1.0" encoding="utf-8"?>
-<w:hdr xmlns:wpc="http://schemas.microsoft.com/office/word/2010/wordprocessingCanvas" xmlns:cx="http://schemas.microsoft.com/office/drawing/2014/chartex" xmlns:cx1="http://schemas.microsoft.com/office/drawing/2015/9/8/chartex" xmlns:cx2="http://schemas.microsoft.com/office/drawing/2015/10/21/chartex" xmlns:cx3="http://schemas.microsoft.com/office/drawing/2016/5/9/chartex" xmlns:cx4="http://schemas.microsoft.com/office/drawing/2016/5/10/chartex" xmlns:cx5="http://schemas.microsoft.com/office/drawing/2016/5/11/chartex" xmlns:cx6="http://schemas.microsoft.com/office/drawing/2016/5/12/chartex" xmlns:cx7="http://schemas.microsoft.com/office/drawing/2016/5/13/chartex" xmlns:cx8="http://schemas.microsoft.com/office/drawing/2016/5/14/chartex" xmlns:mc="http://schemas.openxmlformats.org/markup-compatibility/2006" xmlns:aink="http://schemas.microsoft.com/office/drawing/2016/ink" xmlns:am3d="http://schemas.microsoft.com/office/drawing/2017/model3d" xmlns:o="urn:schemas-microsoft-com:office:office" xmlns:oel="http://schemas.microsoft.com/office/2019/extlst" xmlns:r="http://schemas.openxmlformats.org/officeDocument/2006/relationships" xmlns:m="http://schemas.openxmlformats.org/officeDocument/2006/math" xmlns:v="urn:schemas-microsoft-com:vml" xmlns:wp14="http://schemas.microsoft.com/office/word/2010/wordprocessingDrawing" xmlns:wp="http://schemas.openxmlformats.org/drawingml/2006/wordprocessingDrawing" xmlns:w10="urn:schemas-microsoft-com:office:word" xmlns:w="http://schemas.openxmlformats.org/wordprocessingml/2006/main" xmlns:w14="http://schemas.microsoft.com/office/word/2010/wordml" xmlns:w15="http://schemas.microsoft.com/office/word/2012/wordml" xmlns:w16cex="http://schemas.microsoft.com/office/word/2018/wordml/cex" xmlns:w16cid="http://schemas.microsoft.com/office/word/2016/wordml/cid" xmlns:w16="http://schemas.microsoft.com/office/word/2018/wordml" xmlns:w16du="http://schemas.microsoft.com/office/word/2023/wordml/word16du" xmlns:w16sdtdh="http://schemas.microsoft.com/office/word/2020/wordml/sdtdatahash" xmlns:w16se="http://schemas.microsoft.com/office/word/2015/wordml/symex" xmlns:wpg="http://schemas.microsoft.com/office/word/2010/wordprocessingGroup" xmlns:wpi="http://schemas.microsoft.com/office/word/2010/wordprocessingInk" xmlns:wne="http://schemas.microsoft.com/office/word/2006/wordml" xmlns:wps="http://schemas.microsoft.com/office/word/2010/wordprocessingShape" mc:Ignorable="w14 w15 w16se w16cid w16 w16cex w16sdtdh w16du wp14">
+<w:hdr xmlns:wpc="http://schemas.microsoft.com/office/word/2010/wordprocessingCanvas" xmlns:cx="http://schemas.microsoft.com/office/drawing/2014/chartex" xmlns:cx1="http://schemas.microsoft.com/office/drawing/2015/9/8/chartex" xmlns:cx2="http://schemas.microsoft.com/office/drawing/2015/10/21/chartex" xmlns:cx3="http://schemas.microsoft.com/office/drawing/2016/5/9/chartex" xmlns:cx4="http://schemas.microsoft.com/office/drawing/2016/5/10/chartex" xmlns:cx5="http://schemas.microsoft.com/office/drawing/2016/5/11/chartex" xmlns:cx6="http://schemas.microsoft.com/office/drawing/2016/5/12/chartex" xmlns:cx7="http://schemas.microsoft.com/office/drawing/2016/5/13/chartex" xmlns:cx8="http://schemas.microsoft.com/office/drawing/2016/5/14/chartex" xmlns:mc="http://schemas.openxmlformats.org/markup-compatibility/2006" xmlns:aink="http://schemas.microsoft.com/office/drawing/2016/ink" xmlns:am3d="http://schemas.microsoft.com/office/drawing/2017/model3d" xmlns:o="urn:schemas-microsoft-com:office:office" xmlns:oel="http://schemas.microsoft.com/office/2019/extlst" xmlns:r="http://schemas.openxmlformats.org/officeDocument/2006/relationships" xmlns:m="http://schemas.openxmlformats.org/officeDocument/2006/math" xmlns:v="urn:schemas-microsoft-com:vml" xmlns:wp14="http://schemas.microsoft.com/office/word/2010/wordprocessingDrawing" xmlns:wp="http://schemas.openxmlformats.org/drawingml/2006/wordprocessingDrawing" xmlns:w10="urn:schemas-microsoft-com:office:word" xmlns:w="http://schemas.openxmlformats.org/wordprocessingml/2006/main" xmlns:w14="http://schemas.microsoft.com/office/word/2010/wordml" xmlns:w15="http://schemas.microsoft.com/office/word/2012/wordml" xmlns:w16cex="http://schemas.microsoft.com/office/word/2018/wordml/cex" xmlns:w16cid="http://schemas.microsoft.com/office/word/2016/wordml/cid" xmlns:w16="http://schemas.microsoft.com/office/word/2018/wordml" xmlns:w16du="http://schemas.microsoft.com/office/word/2023/wordml/word16du" xmlns:w16sdtdh="http://schemas.microsoft.com/office/word/2020/wordml/sdtdatahash" xmlns:w16sdtfl="http://schemas.microsoft.com/office/word/2024/wordml/sdtformatlock" xmlns:w16se="http://schemas.microsoft.com/office/word/2015/wordml/symex" xmlns:wpg="http://schemas.microsoft.com/office/word/2010/wordprocessingGroup" xmlns:wpi="http://schemas.microsoft.com/office/word/2010/wordprocessingInk" xmlns:wne="http://schemas.microsoft.com/office/word/2006/wordml" xmlns:wps="http://schemas.microsoft.com/office/word/2010/wordprocessingShape" mc:Ignorable="w14 w15 w16se w16cid w16 w16cex w16sdtdh w16sdtfl w16du wp14">
   <w:p>
     <w:pPr>
       <w:pBdr>
@@ -13647,7 +13633,7 @@
 </file>
 
 <file path=word/numbering.xml><?xml version="1.0" encoding="utf-8"?>
-<w:numbering xmlns:wpc="http://schemas.microsoft.com/office/word/2010/wordprocessingCanvas" xmlns:cx="http://schemas.microsoft.com/office/drawing/2014/chartex" xmlns:cx1="http://schemas.microsoft.com/office/drawing/2015/9/8/chartex" xmlns:cx2="http://schemas.microsoft.com/office/drawing/2015/10/21/chartex" xmlns:cx3="http://schemas.microsoft.com/office/drawing/2016/5/9/chartex" xmlns:cx4="http://schemas.microsoft.com/office/drawing/2016/5/10/chartex" xmlns:cx5="http://schemas.microsoft.com/office/drawing/2016/5/11/chartex" xmlns:cx6="http://schemas.microsoft.com/office/drawing/2016/5/12/chartex" xmlns:cx7="http://schemas.microsoft.com/office/drawing/2016/5/13/chartex" xmlns:cx8="http://schemas.microsoft.com/office/drawing/2016/5/14/chartex" xmlns:mc="http://schemas.openxmlformats.org/markup-compatibility/2006" xmlns:aink="http://schemas.microsoft.com/office/drawing/2016/ink" xmlns:am3d="http://schemas.microsoft.com/office/drawing/2017/model3d" xmlns:o="urn:schemas-microsoft-com:office:office" xmlns:oel="http://schemas.microsoft.com/office/2019/extlst" xmlns:r="http://schemas.openxmlformats.org/officeDocument/2006/relationships" xmlns:m="http://schemas.openxmlformats.org/officeDocument/2006/math" xmlns:v="urn:schemas-microsoft-com:vml" xmlns:wp14="http://schemas.microsoft.com/office/word/2010/wordprocessingDrawing" xmlns:wp="http://schemas.openxmlformats.org/drawingml/2006/wordprocessingDrawing" xmlns:w10="urn:schemas-microsoft-com:office:word" xmlns:w="http://schemas.openxmlformats.org/wordprocessingml/2006/main" xmlns:w14="http://schemas.microsoft.com/office/word/2010/wordml" xmlns:w15="http://schemas.microsoft.com/office/word/2012/wordml" xmlns:w16cex="http://schemas.microsoft.com/office/word/2018/wordml/cex" xmlns:w16cid="http://schemas.microsoft.com/office/word/2016/wordml/cid" xmlns:w16="http://schemas.microsoft.com/office/word/2018/wordml" xmlns:w16du="http://schemas.microsoft.com/office/word/2023/wordml/word16du" xmlns:w16sdtdh="http://schemas.microsoft.com/office/word/2020/wordml/sdtdatahash" xmlns:w16se="http://schemas.microsoft.com/office/word/2015/wordml/symex" xmlns:wpg="http://schemas.microsoft.com/office/word/2010/wordprocessingGroup" xmlns:wpi="http://schemas.microsoft.com/office/word/2010/wordprocessingInk" xmlns:wne="http://schemas.microsoft.com/office/word/2006/wordml" xmlns:wps="http://schemas.microsoft.com/office/word/2010/wordprocessingShape" mc:Ignorable="w14 w15 w16se w16cid w16 w16cex w16sdtdh w16du wp14">
+<w:numbering xmlns:wpc="http://schemas.microsoft.com/office/word/2010/wordprocessingCanvas" xmlns:cx="http://schemas.microsoft.com/office/drawing/2014/chartex" xmlns:cx1="http://schemas.microsoft.com/office/drawing/2015/9/8/chartex" xmlns:cx2="http://schemas.microsoft.com/office/drawing/2015/10/21/chartex" xmlns:cx3="http://schemas.microsoft.com/office/drawing/2016/5/9/chartex" xmlns:cx4="http://schemas.microsoft.com/office/drawing/2016/5/10/chartex" xmlns:cx5="http://schemas.microsoft.com/office/drawing/2016/5/11/chartex" xmlns:cx6="http://schemas.microsoft.com/office/drawing/2016/5/12/chartex" xmlns:cx7="http://schemas.microsoft.com/office/drawing/2016/5/13/chartex" xmlns:cx8="http://schemas.microsoft.com/office/drawing/2016/5/14/chartex" xmlns:mc="http://schemas.openxmlformats.org/markup-compatibility/2006" xmlns:aink="http://schemas.microsoft.com/office/drawing/2016/ink" xmlns:am3d="http://schemas.microsoft.com/office/drawing/2017/model3d" xmlns:o="urn:schemas-microsoft-com:office:office" xmlns:oel="http://schemas.microsoft.com/office/2019/extlst" xmlns:r="http://schemas.openxmlformats.org/officeDocument/2006/relationships" xmlns:m="http://schemas.openxmlformats.org/officeDocument/2006/math" xmlns:v="urn:schemas-microsoft-com:vml" xmlns:wp14="http://schemas.microsoft.com/office/word/2010/wordprocessingDrawing" xmlns:wp="http://schemas.openxmlformats.org/drawingml/2006/wordprocessingDrawing" xmlns:w10="urn:schemas-microsoft-com:office:word" xmlns:w="http://schemas.openxmlformats.org/wordprocessingml/2006/main" xmlns:w14="http://schemas.microsoft.com/office/word/2010/wordml" xmlns:w15="http://schemas.microsoft.com/office/word/2012/wordml" xmlns:w16cex="http://schemas.microsoft.com/office/word/2018/wordml/cex" xmlns:w16cid="http://schemas.microsoft.com/office/word/2016/wordml/cid" xmlns:w16="http://schemas.microsoft.com/office/word/2018/wordml" xmlns:w16du="http://schemas.microsoft.com/office/word/2023/wordml/word16du" xmlns:w16sdtdh="http://schemas.microsoft.com/office/word/2020/wordml/sdtdatahash" xmlns:w16sdtfl="http://schemas.microsoft.com/office/word/2024/wordml/sdtformatlock" xmlns:w16se="http://schemas.microsoft.com/office/word/2015/wordml/symex" xmlns:wpg="http://schemas.microsoft.com/office/word/2010/wordprocessingGroup" xmlns:wpi="http://schemas.microsoft.com/office/word/2010/wordprocessingInk" xmlns:wne="http://schemas.microsoft.com/office/word/2006/wordml" xmlns:wps="http://schemas.microsoft.com/office/word/2010/wordprocessingShape" mc:Ignorable="w14 w15 w16se w16cid w16 w16cex w16sdtdh w16sdtfl w16du wp14">
   <w:abstractNum w:abstractNumId="0" w15:restartNumberingAfterBreak="0">
     <w:nsid w:val="0A255575"/>
     <w:multiLevelType w:val="hybridMultilevel"/>
@@ -14000,7 +13986,7 @@
 </file>
 
 <file path=word/styles.xml><?xml version="1.0" encoding="utf-8"?>
-<w:styles xmlns:mc="http://schemas.openxmlformats.org/markup-compatibility/2006" xmlns:r="http://schemas.openxmlformats.org/officeDocument/2006/relationships" xmlns:w="http://schemas.openxmlformats.org/wordprocessingml/2006/main" xmlns:w14="http://schemas.microsoft.com/office/word/2010/wordml" xmlns:w15="http://schemas.microsoft.com/office/word/2012/wordml" xmlns:w16cex="http://schemas.microsoft.com/office/word/2018/wordml/cex" xmlns:w16cid="http://schemas.microsoft.com/office/word/2016/wordml/cid" xmlns:w16="http://schemas.microsoft.com/office/word/2018/wordml" xmlns:w16du="http://schemas.microsoft.com/office/word/2023/wordml/word16du" xmlns:w16sdtdh="http://schemas.microsoft.com/office/word/2020/wordml/sdtdatahash" xmlns:w16se="http://schemas.microsoft.com/office/word/2015/wordml/symex" mc:Ignorable="w14 w15 w16se w16cid w16 w16cex w16sdtdh w16du">
+<w:styles xmlns:mc="http://schemas.openxmlformats.org/markup-compatibility/2006" xmlns:r="http://schemas.openxmlformats.org/officeDocument/2006/relationships" xmlns:w="http://schemas.openxmlformats.org/wordprocessingml/2006/main" xmlns:w14="http://schemas.microsoft.com/office/word/2010/wordml" xmlns:w15="http://schemas.microsoft.com/office/word/2012/wordml" xmlns:w16cex="http://schemas.microsoft.com/office/word/2018/wordml/cex" xmlns:w16cid="http://schemas.microsoft.com/office/word/2016/wordml/cid" xmlns:w16="http://schemas.microsoft.com/office/word/2018/wordml" xmlns:w16du="http://schemas.microsoft.com/office/word/2023/wordml/word16du" xmlns:w16sdtdh="http://schemas.microsoft.com/office/word/2020/wordml/sdtdatahash" xmlns:w16sdtfl="http://schemas.microsoft.com/office/word/2024/wordml/sdtformatlock" xmlns:w16se="http://schemas.microsoft.com/office/word/2015/wordml/symex" mc:Ignorable="w14 w15 w16se w16cid w16 w16cex w16sdtdh w16sdtfl w16du">
   <w:docDefaults>
     <w:rPrDefault>
       <w:rPr>
